--- a/docs/ProgressReport.docx
+++ b/docs/ProgressReport.docx
@@ -131,6 +131,19 @@
           <w:lang w:val="fr-FR"/>
         </w:rPr>
         <w:t>Les résultats de cette recherche fourniront un cadre pour le suivi du confort lors de l'exécution de tâches, avec des applications dans la formation musicale et potentiellement dans le milieu industriel, où un travailleur effectuant une tâche pourrait être suivi de manière similaire. Ce projet établit un lien entre l'ingénierie, les neurosciences et l'étude de la performance humaine.</w:t>
+      </w:r>
+      <w:r>
+        <w:rPr>
+          <w:lang w:val="fr-FR"/>
+        </w:rPr>
+        <w:br/>
+      </w:r>
+      <w:r>
+        <w:rPr>
+          <w:lang w:val="fr-FR"/>
+        </w:rPr>
+        <w:br/>
+        <w:t>Ceci est la description large du projet, l’axe de mon travail sera un angle plus mince de ce quadrant.</w:t>
       </w:r>
     </w:p>
     <w:p>
@@ -928,43 +941,157 @@
         <w:rPr>
           <w:lang w:val="fr-BE"/>
         </w:rPr>
+        <w:t xml:space="preserve">Réunion avec Isabelle Cosette et </w:t>
+      </w:r>
+      <w:r>
+        <w:rPr>
+          <w:lang w:val="fr-BE"/>
+        </w:rPr>
+        <w:t xml:space="preserve">Liliana </w:t>
+      </w:r>
+      <w:proofErr w:type="spellStart"/>
+      <w:r>
+        <w:rPr>
+          <w:lang w:val="fr-BE"/>
+        </w:rPr>
+        <w:t>Araújo</w:t>
+      </w:r>
+      <w:proofErr w:type="spellEnd"/>
+      <w:r>
+        <w:rPr>
+          <w:lang w:val="fr-BE"/>
+        </w:rPr>
+        <w:t xml:space="preserve"> =&gt; Piste : utiliser le Performance Simulator</w:t>
+      </w:r>
+    </w:p>
+    <w:p>
+      <w:pPr>
+        <w:pStyle w:val="Titre2"/>
+        <w:rPr>
+          <w:lang w:val="fr-BE"/>
+        </w:rPr>
+      </w:pPr>
+      <w:r>
+        <w:rPr>
+          <w:lang w:val="fr-BE"/>
+        </w:rPr>
+        <w:lastRenderedPageBreak/>
+        <w:t>Semaine 4 :</w:t>
+      </w:r>
+    </w:p>
+    <w:p>
+      <w:pPr>
+        <w:pStyle w:val="Paragraphedeliste"/>
+        <w:numPr>
+          <w:ilvl w:val="0"/>
+          <w:numId w:val="2"/>
+        </w:numPr>
+        <w:rPr>
+          <w:lang w:val="fr-BE"/>
+        </w:rPr>
+      </w:pPr>
+      <w:r>
+        <w:rPr>
+          <w:lang w:val="fr-BE"/>
+        </w:rPr>
+        <w:t>Performance Simulator interface meeting</w:t>
+      </w:r>
+    </w:p>
+    <w:p>
+      <w:pPr>
+        <w:pStyle w:val="Paragraphedeliste"/>
+        <w:numPr>
+          <w:ilvl w:val="0"/>
+          <w:numId w:val="2"/>
+        </w:numPr>
+        <w:rPr>
+          <w:lang w:val="fr-BE"/>
+        </w:rPr>
+      </w:pPr>
+      <w:r>
+        <w:rPr>
+          <w:lang w:val="fr-BE"/>
+        </w:rPr>
+        <w:t xml:space="preserve">Workshop </w:t>
+      </w:r>
+      <w:proofErr w:type="spellStart"/>
+      <w:r>
+        <w:rPr>
+          <w:lang w:val="fr-BE"/>
+        </w:rPr>
+        <w:t>MoCap</w:t>
+      </w:r>
+      <w:proofErr w:type="spellEnd"/>
+    </w:p>
+    <w:p>
+      <w:pPr>
+        <w:pStyle w:val="Paragraphedeliste"/>
+        <w:numPr>
+          <w:ilvl w:val="0"/>
+          <w:numId w:val="2"/>
+        </w:numPr>
+        <w:rPr>
+          <w:lang w:val="fr-BE"/>
+        </w:rPr>
+      </w:pPr>
+      <w:r>
+        <w:rPr>
+          <w:lang w:val="fr-BE"/>
+        </w:rPr>
+        <w:t xml:space="preserve">State of the Art </w:t>
+      </w:r>
+      <w:proofErr w:type="spellStart"/>
+      <w:r>
+        <w:rPr>
+          <w:lang w:val="fr-BE"/>
+        </w:rPr>
+        <w:t>synthesis</w:t>
+      </w:r>
+      <w:proofErr w:type="spellEnd"/>
+      <w:r>
+        <w:rPr>
+          <w:lang w:val="fr-BE"/>
+        </w:rPr>
+        <w:t xml:space="preserve"> (voir StateOfArt.md)</w:t>
+      </w:r>
+    </w:p>
+    <w:p>
+      <w:pPr>
+        <w:pStyle w:val="Paragraphedeliste"/>
+        <w:numPr>
+          <w:ilvl w:val="0"/>
+          <w:numId w:val="2"/>
+        </w:numPr>
+        <w:rPr>
+          <w:lang w:val="fr-BE"/>
+        </w:rPr>
+      </w:pPr>
+      <w:r>
+        <w:rPr>
+          <w:lang w:val="fr-BE"/>
+        </w:rPr>
         <w:t>Découverte des labos et des outils de mesures</w:t>
+      </w:r>
+    </w:p>
+    <w:p>
+      <w:pPr>
+        <w:pStyle w:val="Paragraphedeliste"/>
+        <w:numPr>
+          <w:ilvl w:val="0"/>
+          <w:numId w:val="2"/>
+        </w:numPr>
+        <w:rPr>
+          <w:lang w:val="fr-BE"/>
+        </w:rPr>
+      </w:pPr>
+      <w:r>
+        <w:rPr>
+          <w:lang w:val="fr-BE"/>
+        </w:rPr>
+        <w:t>Validation de l’axe et de la question de recherche</w:t>
       </w:r>
       <w:bookmarkStart w:id="0" w:name="_GoBack"/>
       <w:bookmarkEnd w:id="0"/>
-    </w:p>
-    <w:p>
-      <w:pPr>
-        <w:pStyle w:val="Titre2"/>
-        <w:rPr>
-          <w:lang w:val="fr-BE"/>
-        </w:rPr>
-      </w:pPr>
-      <w:r>
-        <w:rPr>
-          <w:lang w:val="fr-BE"/>
-        </w:rPr>
-        <w:lastRenderedPageBreak/>
-        <w:t>Semaine 4 :</w:t>
-      </w:r>
-    </w:p>
-    <w:p>
-      <w:pPr>
-        <w:pStyle w:val="Paragraphedeliste"/>
-        <w:numPr>
-          <w:ilvl w:val="0"/>
-          <w:numId w:val="2"/>
-        </w:numPr>
-        <w:rPr>
-          <w:lang w:val="fr-BE"/>
-        </w:rPr>
-      </w:pPr>
-      <w:r>
-        <w:rPr>
-          <w:lang w:val="fr-BE"/>
-        </w:rPr>
-        <w:t>Validation de l’axe et de la question de recherche</w:t>
-      </w:r>
     </w:p>
     <w:sectPr>
       <w:headerReference w:type="default" r:id="rId9"/>

--- a/docs/ProgressReport.docx
+++ b/docs/ProgressReport.docx
@@ -136,19 +136,319 @@
         <w:rPr>
           <w:lang w:val="fr-FR"/>
         </w:rPr>
-        <w:br/>
-      </w:r>
-      <w:r>
-        <w:rPr>
-          <w:lang w:val="fr-FR"/>
-        </w:rPr>
-        <w:br/>
+        <w:t xml:space="preserve"> </w:t>
+      </w:r>
+    </w:p>
+    <w:p>
+      <w:pPr>
+        <w:rPr>
+          <w:lang w:val="fr-FR"/>
+        </w:rPr>
+      </w:pPr>
+      <w:r>
+        <w:rPr>
+          <w:lang w:val="fr-FR"/>
+        </w:rPr>
         <w:t>Ceci est la description large du projet, l’axe de mon travail sera un angle plus mince de ce quadrant.</w:t>
       </w:r>
     </w:p>
     <w:p>
       <w:pPr>
-        <w:jc w:val="left"/>
+        <w:rPr>
+          <w:rStyle w:val="Titre1Car"/>
+          <w:lang w:val="fr-BE"/>
+        </w:rPr>
+      </w:pPr>
+      <w:r>
+        <w:rPr>
+          <w:rStyle w:val="Titre1Car"/>
+          <w:lang w:val="fr-BE"/>
+        </w:rPr>
+        <w:t>Objectif</w:t>
+      </w:r>
+      <w:r>
+        <w:rPr>
+          <w:rStyle w:val="Titre1Car"/>
+          <w:lang w:val="fr-BE"/>
+        </w:rPr>
+        <w:t>s</w:t>
+      </w:r>
+      <w:r>
+        <w:rPr>
+          <w:rStyle w:val="Titre1Car"/>
+          <w:lang w:val="fr-BE"/>
+        </w:rPr>
+        <w:t> :</w:t>
+      </w:r>
+    </w:p>
+    <w:p>
+      <w:pPr>
+        <w:rPr>
+          <w:lang w:val="fr-BE"/>
+        </w:rPr>
+      </w:pPr>
+      <w:r>
+        <w:rPr>
+          <w:lang w:val="fr-BE"/>
+        </w:rPr>
+        <w:t>Premièrement, c</w:t>
+      </w:r>
+      <w:r>
+        <w:rPr>
+          <w:lang w:val="fr-BE"/>
+        </w:rPr>
+        <w:t>ombiner diverses signaux physiologiques</w:t>
+      </w:r>
+      <w:r>
+        <w:rPr>
+          <w:lang w:val="fr-BE"/>
+        </w:rPr>
+        <w:t xml:space="preserve"> (ECG, GSR/EDA, respiration, EMG), physiques (vidéo/audio, capture de mouvements), psychologiques (questionnaires) et musicaux (partition, audio à reproduire, …) afin d’inférer un état de confort. Cela sera ajouter à une application existante </w:t>
+      </w:r>
+      <w:proofErr w:type="spellStart"/>
+      <w:r>
+        <w:rPr>
+          <w:lang w:val="fr-BE"/>
+        </w:rPr>
+        <w:t>perfSimNewUI</w:t>
+      </w:r>
+      <w:proofErr w:type="spellEnd"/>
+      <w:r>
+        <w:rPr>
+          <w:lang w:val="fr-BE"/>
+        </w:rPr>
+        <w:t xml:space="preserve"> permettant aux performeurs de voir en temps réel leurs signaux physiologiques et physiques ainsi que le score (objectif) inféré.</w:t>
+      </w:r>
+    </w:p>
+    <w:p>
+      <w:pPr>
+        <w:rPr>
+          <w:rStyle w:val="Titre1Car"/>
+          <w:lang w:val="fr-BE"/>
+        </w:rPr>
+      </w:pPr>
+      <w:r>
+        <w:rPr>
+          <w:lang w:val="fr-BE"/>
+        </w:rPr>
+        <w:t>Deuxièmement, reproduire un environnement acoustique à partir de 4 à 8 haut-parleurs pour évaluer l’impact sur l’état de confort d’un tromboniste (</w:t>
+      </w:r>
+      <w:proofErr w:type="spellStart"/>
+      <w:r>
+        <w:rPr>
+          <w:lang w:val="fr-BE"/>
+        </w:rPr>
+        <w:t>QdR</w:t>
+      </w:r>
+      <w:proofErr w:type="spellEnd"/>
+      <w:r>
+        <w:rPr>
+          <w:lang w:val="fr-BE"/>
+        </w:rPr>
+        <w:t xml:space="preserve"> du travail de fin d’étude sur ce projet)</w:t>
+      </w:r>
+      <w:r>
+        <w:rPr>
+          <w:lang w:val="fr-BE"/>
+        </w:rPr>
+        <w:t xml:space="preserve">, le choix de l’environnement acoustique (écho, réverbération, …, aucun) pourra être fait sur l’application </w:t>
+      </w:r>
+      <w:proofErr w:type="spellStart"/>
+      <w:r>
+        <w:rPr>
+          <w:lang w:val="fr-BE"/>
+        </w:rPr>
+        <w:t>perfSimNewUI</w:t>
+      </w:r>
+      <w:proofErr w:type="spellEnd"/>
+      <w:r>
+        <w:rPr>
+          <w:lang w:val="fr-BE"/>
+        </w:rPr>
+        <w:t>.</w:t>
+      </w:r>
+      <w:bookmarkStart w:id="0" w:name="_GoBack"/>
+      <w:bookmarkEnd w:id="0"/>
+      <w:r>
+        <w:rPr>
+          <w:rStyle w:val="Titre1Car"/>
+          <w:lang w:val="fr-BE"/>
+        </w:rPr>
+        <w:br w:type="page"/>
+      </w:r>
+    </w:p>
+    <w:p>
+      <w:pPr>
+        <w:rPr>
+          <w:rStyle w:val="Titre1Car"/>
+          <w:lang w:val="fr-BE"/>
+        </w:rPr>
+      </w:pPr>
+      <w:r>
+        <w:rPr>
+          <w:rStyle w:val="Titre1Car"/>
+          <w:lang w:val="fr-BE"/>
+        </w:rPr>
+        <w:lastRenderedPageBreak/>
+        <w:t>Descriptif :</w:t>
+      </w:r>
+    </w:p>
+    <w:p>
+      <w:pPr>
+        <w:rPr>
+          <w:lang w:val="fr-FR"/>
+        </w:rPr>
+      </w:pPr>
+      <w:r>
+        <w:rPr>
+          <w:lang w:val="fr-FR"/>
+        </w:rPr>
+        <w:t>Signaux </w:t>
+      </w:r>
+      <w:r>
+        <w:rPr>
+          <w:lang w:val="fr-FR"/>
+        </w:rPr>
+        <w:t xml:space="preserve">envisagés </w:t>
+      </w:r>
+      <w:r>
+        <w:rPr>
+          <w:lang w:val="fr-FR"/>
+        </w:rPr>
+        <w:t xml:space="preserve">: </w:t>
+      </w:r>
+    </w:p>
+    <w:p>
+      <w:pPr>
+        <w:pStyle w:val="Paragraphedeliste"/>
+        <w:numPr>
+          <w:ilvl w:val="0"/>
+          <w:numId w:val="4"/>
+        </w:numPr>
+        <w:rPr>
+          <w:lang w:val="fr-FR"/>
+        </w:rPr>
+      </w:pPr>
+      <w:r>
+        <w:rPr>
+          <w:lang w:val="fr-FR"/>
+        </w:rPr>
+        <w:t>Physiologiques : ECG</w:t>
+      </w:r>
+      <w:r>
+        <w:rPr>
+          <w:lang w:val="fr-FR"/>
+        </w:rPr>
+        <w:t>/PPG</w:t>
+      </w:r>
+      <w:r>
+        <w:rPr>
+          <w:lang w:val="fr-FR"/>
+        </w:rPr>
+        <w:t>, GSR</w:t>
+      </w:r>
+      <w:r>
+        <w:rPr>
+          <w:lang w:val="fr-FR"/>
+        </w:rPr>
+        <w:t>/EDA</w:t>
+      </w:r>
+      <w:r>
+        <w:rPr>
+          <w:lang w:val="fr-FR"/>
+        </w:rPr>
+        <w:t xml:space="preserve">, </w:t>
+      </w:r>
+      <w:r>
+        <w:rPr>
+          <w:lang w:val="fr-FR"/>
+        </w:rPr>
+        <w:t xml:space="preserve">respiration, </w:t>
+      </w:r>
+      <w:r>
+        <w:rPr>
+          <w:lang w:val="fr-FR"/>
+        </w:rPr>
+        <w:t>EMG</w:t>
+      </w:r>
+    </w:p>
+    <w:p>
+      <w:pPr>
+        <w:pStyle w:val="Paragraphedeliste"/>
+        <w:numPr>
+          <w:ilvl w:val="0"/>
+          <w:numId w:val="4"/>
+        </w:numPr>
+        <w:rPr>
+          <w:lang w:val="fr-FR"/>
+        </w:rPr>
+      </w:pPr>
+      <w:r>
+        <w:rPr>
+          <w:lang w:val="fr-FR"/>
+        </w:rPr>
+        <w:t xml:space="preserve">Physiques : </w:t>
+      </w:r>
+      <w:r>
+        <w:rPr>
+          <w:lang w:val="fr-FR"/>
+        </w:rPr>
+        <w:t>Vidéo</w:t>
+      </w:r>
+      <w:r>
+        <w:rPr>
+          <w:lang w:val="fr-FR"/>
+        </w:rPr>
+        <w:t xml:space="preserve">/Audio, </w:t>
+      </w:r>
+      <w:proofErr w:type="spellStart"/>
+      <w:r>
+        <w:rPr>
+          <w:lang w:val="fr-FR"/>
+        </w:rPr>
+        <w:t>MoCap</w:t>
+      </w:r>
+      <w:proofErr w:type="spellEnd"/>
+    </w:p>
+    <w:p>
+      <w:pPr>
+        <w:pStyle w:val="Paragraphedeliste"/>
+        <w:numPr>
+          <w:ilvl w:val="0"/>
+          <w:numId w:val="4"/>
+        </w:numPr>
+        <w:rPr>
+          <w:lang w:val="fr-FR"/>
+        </w:rPr>
+      </w:pPr>
+      <w:r>
+        <w:rPr>
+          <w:lang w:val="fr-FR"/>
+        </w:rPr>
+        <w:t xml:space="preserve">Psychologiques : K-MPAI, </w:t>
+      </w:r>
+      <w:proofErr w:type="spellStart"/>
+      <w:r>
+        <w:rPr>
+          <w:lang w:val="fr-FR"/>
+        </w:rPr>
+        <w:t>FlowQ</w:t>
+      </w:r>
+      <w:proofErr w:type="spellEnd"/>
+      <w:r>
+        <w:rPr>
+          <w:lang w:val="fr-FR"/>
+        </w:rPr>
+        <w:t xml:space="preserve">, STAI-S, NASA-TLX </w:t>
+      </w:r>
+    </w:p>
+    <w:p>
+      <w:pPr>
+        <w:pStyle w:val="Paragraphedeliste"/>
+        <w:numPr>
+          <w:ilvl w:val="0"/>
+          <w:numId w:val="4"/>
+        </w:numPr>
         <w:rPr>
           <w:rFonts w:asciiTheme="majorHAnsi" w:eastAsiaTheme="majorEastAsia" w:hAnsiTheme="majorHAnsi" w:cstheme="majorBidi"/>
           <w:color w:val="0F4761" w:themeColor="accent1" w:themeShade="BF"/>
@@ -161,7 +461,76 @@
         <w:rPr>
           <w:lang w:val="fr-FR"/>
         </w:rPr>
-        <w:br w:type="page"/>
+        <w:t>Musicaux : Partition, Audio</w:t>
+      </w:r>
+    </w:p>
+    <w:p>
+      <w:pPr>
+        <w:rPr>
+          <w:lang w:val="fr-FR"/>
+        </w:rPr>
+      </w:pPr>
+      <w:r>
+        <w:rPr>
+          <w:lang w:val="fr-FR"/>
+        </w:rPr>
+        <w:t xml:space="preserve">Ajout à l’application </w:t>
+      </w:r>
+      <w:proofErr w:type="spellStart"/>
+      <w:r>
+        <w:rPr>
+          <w:lang w:val="fr-FR"/>
+        </w:rPr>
+        <w:t>perfSimNewUI</w:t>
+      </w:r>
+      <w:proofErr w:type="spellEnd"/>
+      <w:r>
+        <w:rPr>
+          <w:lang w:val="fr-FR"/>
+        </w:rPr>
+        <w:t> :</w:t>
+      </w:r>
+    </w:p>
+    <w:p>
+      <w:pPr>
+        <w:pStyle w:val="Paragraphedeliste"/>
+        <w:numPr>
+          <w:ilvl w:val="0"/>
+          <w:numId w:val="5"/>
+        </w:numPr>
+        <w:rPr>
+          <w:lang w:val="fr-FR"/>
+        </w:rPr>
+      </w:pPr>
+      <w:r>
+        <w:rPr>
+          <w:lang w:val="fr-FR"/>
+        </w:rPr>
+        <w:t>Reproduction acoustique d’environnement (écho, réverbération, atmosphère, …)</w:t>
+      </w:r>
+      <w:r>
+        <w:rPr>
+          <w:lang w:val="fr-FR"/>
+        </w:rPr>
+        <w:t xml:space="preserve"> au moyen d’haut-parleurs (4 à 8)</w:t>
+      </w:r>
+    </w:p>
+    <w:p>
+      <w:pPr>
+        <w:pStyle w:val="Paragraphedeliste"/>
+        <w:numPr>
+          <w:ilvl w:val="0"/>
+          <w:numId w:val="5"/>
+        </w:numPr>
+        <w:rPr>
+          <w:lang w:val="fr-FR"/>
+        </w:rPr>
+      </w:pPr>
+      <w:r>
+        <w:rPr>
+          <w:lang w:val="fr-FR"/>
+        </w:rPr>
+        <w:t>Visualisation en temps réel : signaux enregistrés (physio et physique), état latent de confort inféré</w:t>
       </w:r>
     </w:p>
     <w:p>
@@ -175,7 +544,6 @@
         <w:rPr>
           <w:lang w:val="fr-FR"/>
         </w:rPr>
-        <w:lastRenderedPageBreak/>
         <w:t>Plan d’action</w:t>
       </w:r>
       <w:r>
@@ -264,7 +632,13 @@
         <w:rPr>
           <w:lang w:val="fr-FR"/>
         </w:rPr>
-        <w:t>Mars : Collecte de données</w:t>
+        <w:t xml:space="preserve">Mars : </w:t>
+      </w:r>
+      <w:r>
+        <w:rPr>
+          <w:lang w:val="fr-FR"/>
+        </w:rPr>
+        <w:t>Préparation pratique</w:t>
       </w:r>
     </w:p>
     <w:p>
@@ -282,7 +656,7 @@
         <w:rPr>
           <w:lang w:val="fr-FR"/>
         </w:rPr>
-        <w:t>Définition d’un protocole expérimental</w:t>
+        <w:t>Préparation technique des capteurs</w:t>
       </w:r>
     </w:p>
     <w:p>
@@ -300,7 +674,33 @@
         <w:rPr>
           <w:lang w:val="fr-FR"/>
         </w:rPr>
-        <w:t>Préparation technique des capteurs</w:t>
+        <w:t xml:space="preserve">Amélioration de l’app </w:t>
+      </w:r>
+      <w:proofErr w:type="spellStart"/>
+      <w:r>
+        <w:rPr>
+          <w:lang w:val="fr-FR"/>
+        </w:rPr>
+        <w:t>perfSimNewUI</w:t>
+      </w:r>
+      <w:proofErr w:type="spellEnd"/>
+    </w:p>
+    <w:p>
+      <w:pPr>
+        <w:pStyle w:val="Paragraphedeliste"/>
+        <w:numPr>
+          <w:ilvl w:val="0"/>
+          <w:numId w:val="2"/>
+        </w:numPr>
+        <w:rPr>
+          <w:lang w:val="fr-FR"/>
+        </w:rPr>
+      </w:pPr>
+      <w:r>
+        <w:rPr>
+          <w:lang w:val="fr-FR"/>
+        </w:rPr>
+        <w:t>Définition d’un protocole expérimental</w:t>
       </w:r>
     </w:p>
     <w:p>
@@ -314,7 +714,25 @@
         <w:rPr>
           <w:lang w:val="fr-FR"/>
         </w:rPr>
-        <w:t>Avril : Analyse &amp; Modélisation</w:t>
+        <w:t xml:space="preserve">Avril : </w:t>
+      </w:r>
+      <w:r>
+        <w:rPr>
+          <w:lang w:val="fr-FR"/>
+        </w:rPr>
+        <w:t>Enregistrement</w:t>
+      </w:r>
+      <w:r>
+        <w:rPr>
+          <w:lang w:val="fr-FR"/>
+        </w:rPr>
+        <w:t xml:space="preserve"> &amp; </w:t>
+      </w:r>
+      <w:r>
+        <w:rPr>
+          <w:lang w:val="fr-FR"/>
+        </w:rPr>
+        <w:t>Analyse</w:t>
       </w:r>
     </w:p>
     <w:p>
@@ -996,6 +1414,34 @@
         </w:rPr>
         <w:t>Performance Simulator interface meeting</w:t>
       </w:r>
+      <w:r>
+        <w:rPr>
+          <w:lang w:val="fr-BE"/>
+        </w:rPr>
+        <w:t xml:space="preserve"> avec </w:t>
+      </w:r>
+      <w:proofErr w:type="spellStart"/>
+      <w:r>
+        <w:rPr>
+          <w:lang w:val="fr-BE"/>
+        </w:rPr>
+        <w:t>Ninad</w:t>
+      </w:r>
+      <w:proofErr w:type="spellEnd"/>
+      <w:r>
+        <w:rPr>
+          <w:lang w:val="fr-BE"/>
+        </w:rPr>
+        <w:t xml:space="preserve"> </w:t>
+      </w:r>
+      <w:proofErr w:type="spellStart"/>
+      <w:r>
+        <w:rPr>
+          <w:lang w:val="fr-BE"/>
+        </w:rPr>
+        <w:t>Puranik</w:t>
+      </w:r>
+      <w:proofErr w:type="spellEnd"/>
     </w:p>
     <w:p>
       <w:pPr>
@@ -1052,7 +1498,19 @@
         <w:rPr>
           <w:lang w:val="fr-BE"/>
         </w:rPr>
-        <w:t xml:space="preserve"> (voir StateOfArt.md)</w:t>
+        <w:t xml:space="preserve"> (voir StateOfArt.</w:t>
+      </w:r>
+      <w:r>
+        <w:rPr>
+          <w:lang w:val="fr-BE"/>
+        </w:rPr>
+        <w:t>docx</w:t>
+      </w:r>
+      <w:r>
+        <w:rPr>
+          <w:lang w:val="fr-BE"/>
+        </w:rPr>
+        <w:t>)</w:t>
       </w:r>
     </w:p>
     <w:p>
@@ -1070,7 +1528,7 @@
         <w:rPr>
           <w:lang w:val="fr-BE"/>
         </w:rPr>
-        <w:t>Découverte des labos et des outils de mesures</w:t>
+        <w:t>Validation de l’axe et de la question de recherche</w:t>
       </w:r>
     </w:p>
     <w:p>
@@ -1088,10 +1546,125 @@
         <w:rPr>
           <w:lang w:val="fr-BE"/>
         </w:rPr>
-        <w:t>Validation de l’axe et de la question de recherche</w:t>
-      </w:r>
-      <w:bookmarkStart w:id="0" w:name="_GoBack"/>
-      <w:bookmarkEnd w:id="0"/>
+        <w:t xml:space="preserve">Configuration de l’app </w:t>
+      </w:r>
+      <w:proofErr w:type="spellStart"/>
+      <w:r>
+        <w:rPr>
+          <w:lang w:val="fr-BE"/>
+        </w:rPr>
+        <w:t>perfSimNewUI</w:t>
+      </w:r>
+      <w:proofErr w:type="spellEnd"/>
+    </w:p>
+    <w:p>
+      <w:pPr>
+        <w:pStyle w:val="Titre1"/>
+        <w:rPr>
+          <w:lang w:val="fr-FR"/>
+        </w:rPr>
+      </w:pPr>
+      <w:r>
+        <w:rPr>
+          <w:lang w:val="fr-FR"/>
+        </w:rPr>
+        <w:t>Mars</w:t>
+      </w:r>
+      <w:r>
+        <w:rPr>
+          <w:lang w:val="fr-FR"/>
+        </w:rPr>
+        <w:t xml:space="preserve"> : </w:t>
+      </w:r>
+      <w:r>
+        <w:rPr>
+          <w:lang w:val="fr-FR"/>
+        </w:rPr>
+        <w:t>Préparation pratique</w:t>
+      </w:r>
+    </w:p>
+    <w:p>
+      <w:pPr>
+        <w:pStyle w:val="Titre2"/>
+        <w:rPr>
+          <w:lang w:val="fr-BE"/>
+        </w:rPr>
+      </w:pPr>
+      <w:r>
+        <w:rPr>
+          <w:lang w:val="fr-BE"/>
+        </w:rPr>
+        <w:t xml:space="preserve">Semaine </w:t>
+      </w:r>
+      <w:r>
+        <w:rPr>
+          <w:lang w:val="fr-BE"/>
+        </w:rPr>
+        <w:t>1</w:t>
+      </w:r>
+      <w:r>
+        <w:rPr>
+          <w:lang w:val="fr-BE"/>
+        </w:rPr>
+        <w:t> :</w:t>
+      </w:r>
+    </w:p>
+    <w:p>
+      <w:pPr>
+        <w:pStyle w:val="Paragraphedeliste"/>
+        <w:numPr>
+          <w:ilvl w:val="0"/>
+          <w:numId w:val="2"/>
+        </w:numPr>
+        <w:rPr>
+          <w:lang w:val="fr-BE"/>
+        </w:rPr>
+      </w:pPr>
+      <w:r>
+        <w:rPr>
+          <w:lang w:val="fr-BE"/>
+        </w:rPr>
+        <w:t>Découverte des labos et des outils de mesures</w:t>
+      </w:r>
+      <w:r>
+        <w:rPr>
+          <w:lang w:val="fr-BE"/>
+        </w:rPr>
+        <w:t xml:space="preserve"> (Introduction </w:t>
+      </w:r>
+      <w:proofErr w:type="spellStart"/>
+      <w:r>
+        <w:rPr>
+          <w:lang w:val="fr-BE"/>
+        </w:rPr>
+        <w:t>WorkShop</w:t>
+      </w:r>
+      <w:proofErr w:type="spellEnd"/>
+      <w:r>
+        <w:rPr>
+          <w:lang w:val="fr-BE"/>
+        </w:rPr>
+        <w:t>)</w:t>
+      </w:r>
+    </w:p>
+    <w:p>
+      <w:pPr>
+        <w:pStyle w:val="Paragraphedeliste"/>
+        <w:numPr>
+          <w:ilvl w:val="0"/>
+          <w:numId w:val="2"/>
+        </w:numPr>
+        <w:rPr>
+          <w:lang w:val="fr-BE"/>
+        </w:rPr>
+      </w:pPr>
+    </w:p>
+    <w:p>
+      <w:pPr>
+        <w:rPr>
+          <w:lang w:val="fr-BE"/>
+        </w:rPr>
+      </w:pPr>
     </w:p>
     <w:sectPr>
       <w:headerReference w:type="default" r:id="rId9"/>
@@ -1364,6 +1937,346 @@
     </w:lvl>
   </w:abstractNum>
   <w:abstractNum w:abstractNumId="1" w15:restartNumberingAfterBreak="0">
+    <w:nsid w:val="0D3301B6"/>
+    <w:multiLevelType w:val="hybridMultilevel"/>
+    <w:tmpl w:val="C5B8D5FA"/>
+    <w:lvl w:ilvl="0" w:tplc="8202FE02">
+      <w:start w:val="1"/>
+      <w:numFmt w:val="bullet"/>
+      <w:lvlText w:val=""/>
+      <w:lvlJc w:val="left"/>
+      <w:pPr>
+        <w:ind w:left="720" w:hanging="360"/>
+      </w:pPr>
+      <w:rPr>
+        <w:rFonts w:ascii="Symbol" w:hAnsi="Symbol" w:hint="default"/>
+        <w:sz w:val="24"/>
+      </w:rPr>
+    </w:lvl>
+    <w:lvl w:ilvl="1" w:tplc="080C0003" w:tentative="1">
+      <w:start w:val="1"/>
+      <w:numFmt w:val="bullet"/>
+      <w:lvlText w:val="o"/>
+      <w:lvlJc w:val="left"/>
+      <w:pPr>
+        <w:ind w:left="1440" w:hanging="360"/>
+      </w:pPr>
+      <w:rPr>
+        <w:rFonts w:ascii="Courier New" w:hAnsi="Courier New" w:cs="Courier New" w:hint="default"/>
+      </w:rPr>
+    </w:lvl>
+    <w:lvl w:ilvl="2" w:tplc="080C0005" w:tentative="1">
+      <w:start w:val="1"/>
+      <w:numFmt w:val="bullet"/>
+      <w:lvlText w:val=""/>
+      <w:lvlJc w:val="left"/>
+      <w:pPr>
+        <w:ind w:left="2160" w:hanging="360"/>
+      </w:pPr>
+      <w:rPr>
+        <w:rFonts w:ascii="Wingdings" w:hAnsi="Wingdings" w:hint="default"/>
+      </w:rPr>
+    </w:lvl>
+    <w:lvl w:ilvl="3" w:tplc="080C0001" w:tentative="1">
+      <w:start w:val="1"/>
+      <w:numFmt w:val="bullet"/>
+      <w:lvlText w:val=""/>
+      <w:lvlJc w:val="left"/>
+      <w:pPr>
+        <w:ind w:left="2880" w:hanging="360"/>
+      </w:pPr>
+      <w:rPr>
+        <w:rFonts w:ascii="Symbol" w:hAnsi="Symbol" w:hint="default"/>
+      </w:rPr>
+    </w:lvl>
+    <w:lvl w:ilvl="4" w:tplc="080C0003" w:tentative="1">
+      <w:start w:val="1"/>
+      <w:numFmt w:val="bullet"/>
+      <w:lvlText w:val="o"/>
+      <w:lvlJc w:val="left"/>
+      <w:pPr>
+        <w:ind w:left="3600" w:hanging="360"/>
+      </w:pPr>
+      <w:rPr>
+        <w:rFonts w:ascii="Courier New" w:hAnsi="Courier New" w:cs="Courier New" w:hint="default"/>
+      </w:rPr>
+    </w:lvl>
+    <w:lvl w:ilvl="5" w:tplc="080C0005" w:tentative="1">
+      <w:start w:val="1"/>
+      <w:numFmt w:val="bullet"/>
+      <w:lvlText w:val=""/>
+      <w:lvlJc w:val="left"/>
+      <w:pPr>
+        <w:ind w:left="4320" w:hanging="360"/>
+      </w:pPr>
+      <w:rPr>
+        <w:rFonts w:ascii="Wingdings" w:hAnsi="Wingdings" w:hint="default"/>
+      </w:rPr>
+    </w:lvl>
+    <w:lvl w:ilvl="6" w:tplc="080C0001" w:tentative="1">
+      <w:start w:val="1"/>
+      <w:numFmt w:val="bullet"/>
+      <w:lvlText w:val=""/>
+      <w:lvlJc w:val="left"/>
+      <w:pPr>
+        <w:ind w:left="5040" w:hanging="360"/>
+      </w:pPr>
+      <w:rPr>
+        <w:rFonts w:ascii="Symbol" w:hAnsi="Symbol" w:hint="default"/>
+      </w:rPr>
+    </w:lvl>
+    <w:lvl w:ilvl="7" w:tplc="080C0003" w:tentative="1">
+      <w:start w:val="1"/>
+      <w:numFmt w:val="bullet"/>
+      <w:lvlText w:val="o"/>
+      <w:lvlJc w:val="left"/>
+      <w:pPr>
+        <w:ind w:left="5760" w:hanging="360"/>
+      </w:pPr>
+      <w:rPr>
+        <w:rFonts w:ascii="Courier New" w:hAnsi="Courier New" w:cs="Courier New" w:hint="default"/>
+      </w:rPr>
+    </w:lvl>
+    <w:lvl w:ilvl="8" w:tplc="080C0005" w:tentative="1">
+      <w:start w:val="1"/>
+      <w:numFmt w:val="bullet"/>
+      <w:lvlText w:val=""/>
+      <w:lvlJc w:val="left"/>
+      <w:pPr>
+        <w:ind w:left="6480" w:hanging="360"/>
+      </w:pPr>
+      <w:rPr>
+        <w:rFonts w:ascii="Wingdings" w:hAnsi="Wingdings" w:hint="default"/>
+      </w:rPr>
+    </w:lvl>
+  </w:abstractNum>
+  <w:abstractNum w:abstractNumId="2" w15:restartNumberingAfterBreak="0">
+    <w:nsid w:val="1B775BE6"/>
+    <w:multiLevelType w:val="hybridMultilevel"/>
+    <w:tmpl w:val="B4B639D0"/>
+    <w:lvl w:ilvl="0" w:tplc="080C0001">
+      <w:start w:val="1"/>
+      <w:numFmt w:val="bullet"/>
+      <w:lvlText w:val=""/>
+      <w:lvlJc w:val="left"/>
+      <w:pPr>
+        <w:ind w:left="720" w:hanging="360"/>
+      </w:pPr>
+      <w:rPr>
+        <w:rFonts w:ascii="Symbol" w:hAnsi="Symbol" w:hint="default"/>
+      </w:rPr>
+    </w:lvl>
+    <w:lvl w:ilvl="1" w:tplc="080C0003" w:tentative="1">
+      <w:start w:val="1"/>
+      <w:numFmt w:val="bullet"/>
+      <w:lvlText w:val="o"/>
+      <w:lvlJc w:val="left"/>
+      <w:pPr>
+        <w:ind w:left="1440" w:hanging="360"/>
+      </w:pPr>
+      <w:rPr>
+        <w:rFonts w:ascii="Courier New" w:hAnsi="Courier New" w:cs="Courier New" w:hint="default"/>
+      </w:rPr>
+    </w:lvl>
+    <w:lvl w:ilvl="2" w:tplc="080C0005" w:tentative="1">
+      <w:start w:val="1"/>
+      <w:numFmt w:val="bullet"/>
+      <w:lvlText w:val=""/>
+      <w:lvlJc w:val="left"/>
+      <w:pPr>
+        <w:ind w:left="2160" w:hanging="360"/>
+      </w:pPr>
+      <w:rPr>
+        <w:rFonts w:ascii="Wingdings" w:hAnsi="Wingdings" w:hint="default"/>
+      </w:rPr>
+    </w:lvl>
+    <w:lvl w:ilvl="3" w:tplc="080C0001" w:tentative="1">
+      <w:start w:val="1"/>
+      <w:numFmt w:val="bullet"/>
+      <w:lvlText w:val=""/>
+      <w:lvlJc w:val="left"/>
+      <w:pPr>
+        <w:ind w:left="2880" w:hanging="360"/>
+      </w:pPr>
+      <w:rPr>
+        <w:rFonts w:ascii="Symbol" w:hAnsi="Symbol" w:hint="default"/>
+      </w:rPr>
+    </w:lvl>
+    <w:lvl w:ilvl="4" w:tplc="080C0003" w:tentative="1">
+      <w:start w:val="1"/>
+      <w:numFmt w:val="bullet"/>
+      <w:lvlText w:val="o"/>
+      <w:lvlJc w:val="left"/>
+      <w:pPr>
+        <w:ind w:left="3600" w:hanging="360"/>
+      </w:pPr>
+      <w:rPr>
+        <w:rFonts w:ascii="Courier New" w:hAnsi="Courier New" w:cs="Courier New" w:hint="default"/>
+      </w:rPr>
+    </w:lvl>
+    <w:lvl w:ilvl="5" w:tplc="080C0005" w:tentative="1">
+      <w:start w:val="1"/>
+      <w:numFmt w:val="bullet"/>
+      <w:lvlText w:val=""/>
+      <w:lvlJc w:val="left"/>
+      <w:pPr>
+        <w:ind w:left="4320" w:hanging="360"/>
+      </w:pPr>
+      <w:rPr>
+        <w:rFonts w:ascii="Wingdings" w:hAnsi="Wingdings" w:hint="default"/>
+      </w:rPr>
+    </w:lvl>
+    <w:lvl w:ilvl="6" w:tplc="080C0001" w:tentative="1">
+      <w:start w:val="1"/>
+      <w:numFmt w:val="bullet"/>
+      <w:lvlText w:val=""/>
+      <w:lvlJc w:val="left"/>
+      <w:pPr>
+        <w:ind w:left="5040" w:hanging="360"/>
+      </w:pPr>
+      <w:rPr>
+        <w:rFonts w:ascii="Symbol" w:hAnsi="Symbol" w:hint="default"/>
+      </w:rPr>
+    </w:lvl>
+    <w:lvl w:ilvl="7" w:tplc="080C0003" w:tentative="1">
+      <w:start w:val="1"/>
+      <w:numFmt w:val="bullet"/>
+      <w:lvlText w:val="o"/>
+      <w:lvlJc w:val="left"/>
+      <w:pPr>
+        <w:ind w:left="5760" w:hanging="360"/>
+      </w:pPr>
+      <w:rPr>
+        <w:rFonts w:ascii="Courier New" w:hAnsi="Courier New" w:cs="Courier New" w:hint="default"/>
+      </w:rPr>
+    </w:lvl>
+    <w:lvl w:ilvl="8" w:tplc="080C0005" w:tentative="1">
+      <w:start w:val="1"/>
+      <w:numFmt w:val="bullet"/>
+      <w:lvlText w:val=""/>
+      <w:lvlJc w:val="left"/>
+      <w:pPr>
+        <w:ind w:left="6480" w:hanging="360"/>
+      </w:pPr>
+      <w:rPr>
+        <w:rFonts w:ascii="Wingdings" w:hAnsi="Wingdings" w:hint="default"/>
+      </w:rPr>
+    </w:lvl>
+  </w:abstractNum>
+  <w:abstractNum w:abstractNumId="3" w15:restartNumberingAfterBreak="0">
+    <w:nsid w:val="26704DBE"/>
+    <w:multiLevelType w:val="hybridMultilevel"/>
+    <w:tmpl w:val="76B459D8"/>
+    <w:lvl w:ilvl="0" w:tplc="080C0001">
+      <w:start w:val="1"/>
+      <w:numFmt w:val="bullet"/>
+      <w:lvlText w:val=""/>
+      <w:lvlJc w:val="left"/>
+      <w:pPr>
+        <w:ind w:left="720" w:hanging="360"/>
+      </w:pPr>
+      <w:rPr>
+        <w:rFonts w:ascii="Symbol" w:hAnsi="Symbol" w:hint="default"/>
+      </w:rPr>
+    </w:lvl>
+    <w:lvl w:ilvl="1" w:tplc="080C0003" w:tentative="1">
+      <w:start w:val="1"/>
+      <w:numFmt w:val="bullet"/>
+      <w:lvlText w:val="o"/>
+      <w:lvlJc w:val="left"/>
+      <w:pPr>
+        <w:ind w:left="1440" w:hanging="360"/>
+      </w:pPr>
+      <w:rPr>
+        <w:rFonts w:ascii="Courier New" w:hAnsi="Courier New" w:cs="Courier New" w:hint="default"/>
+      </w:rPr>
+    </w:lvl>
+    <w:lvl w:ilvl="2" w:tplc="080C0005" w:tentative="1">
+      <w:start w:val="1"/>
+      <w:numFmt w:val="bullet"/>
+      <w:lvlText w:val=""/>
+      <w:lvlJc w:val="left"/>
+      <w:pPr>
+        <w:ind w:left="2160" w:hanging="360"/>
+      </w:pPr>
+      <w:rPr>
+        <w:rFonts w:ascii="Wingdings" w:hAnsi="Wingdings" w:hint="default"/>
+      </w:rPr>
+    </w:lvl>
+    <w:lvl w:ilvl="3" w:tplc="080C0001" w:tentative="1">
+      <w:start w:val="1"/>
+      <w:numFmt w:val="bullet"/>
+      <w:lvlText w:val=""/>
+      <w:lvlJc w:val="left"/>
+      <w:pPr>
+        <w:ind w:left="2880" w:hanging="360"/>
+      </w:pPr>
+      <w:rPr>
+        <w:rFonts w:ascii="Symbol" w:hAnsi="Symbol" w:hint="default"/>
+      </w:rPr>
+    </w:lvl>
+    <w:lvl w:ilvl="4" w:tplc="080C0003" w:tentative="1">
+      <w:start w:val="1"/>
+      <w:numFmt w:val="bullet"/>
+      <w:lvlText w:val="o"/>
+      <w:lvlJc w:val="left"/>
+      <w:pPr>
+        <w:ind w:left="3600" w:hanging="360"/>
+      </w:pPr>
+      <w:rPr>
+        <w:rFonts w:ascii="Courier New" w:hAnsi="Courier New" w:cs="Courier New" w:hint="default"/>
+      </w:rPr>
+    </w:lvl>
+    <w:lvl w:ilvl="5" w:tplc="080C0005" w:tentative="1">
+      <w:start w:val="1"/>
+      <w:numFmt w:val="bullet"/>
+      <w:lvlText w:val=""/>
+      <w:lvlJc w:val="left"/>
+      <w:pPr>
+        <w:ind w:left="4320" w:hanging="360"/>
+      </w:pPr>
+      <w:rPr>
+        <w:rFonts w:ascii="Wingdings" w:hAnsi="Wingdings" w:hint="default"/>
+      </w:rPr>
+    </w:lvl>
+    <w:lvl w:ilvl="6" w:tplc="080C0001" w:tentative="1">
+      <w:start w:val="1"/>
+      <w:numFmt w:val="bullet"/>
+      <w:lvlText w:val=""/>
+      <w:lvlJc w:val="left"/>
+      <w:pPr>
+        <w:ind w:left="5040" w:hanging="360"/>
+      </w:pPr>
+      <w:rPr>
+        <w:rFonts w:ascii="Symbol" w:hAnsi="Symbol" w:hint="default"/>
+      </w:rPr>
+    </w:lvl>
+    <w:lvl w:ilvl="7" w:tplc="080C0003" w:tentative="1">
+      <w:start w:val="1"/>
+      <w:numFmt w:val="bullet"/>
+      <w:lvlText w:val="o"/>
+      <w:lvlJc w:val="left"/>
+      <w:pPr>
+        <w:ind w:left="5760" w:hanging="360"/>
+      </w:pPr>
+      <w:rPr>
+        <w:rFonts w:ascii="Courier New" w:hAnsi="Courier New" w:cs="Courier New" w:hint="default"/>
+      </w:rPr>
+    </w:lvl>
+    <w:lvl w:ilvl="8" w:tplc="080C0005" w:tentative="1">
+      <w:start w:val="1"/>
+      <w:numFmt w:val="bullet"/>
+      <w:lvlText w:val=""/>
+      <w:lvlJc w:val="left"/>
+      <w:pPr>
+        <w:ind w:left="6480" w:hanging="360"/>
+      </w:pPr>
+      <w:rPr>
+        <w:rFonts w:ascii="Wingdings" w:hAnsi="Wingdings" w:hint="default"/>
+      </w:rPr>
+    </w:lvl>
+  </w:abstractNum>
+  <w:abstractNum w:abstractNumId="4" w15:restartNumberingAfterBreak="0">
     <w:nsid w:val="49A27EFF"/>
     <w:multiLevelType w:val="hybridMultilevel"/>
     <w:tmpl w:val="F1CE0E66"/>
@@ -1479,7 +2392,16 @@
     <w:abstractNumId w:val="0"/>
   </w:num>
   <w:num w:numId="2">
+    <w:abstractNumId w:val="4"/>
+  </w:num>
+  <w:num w:numId="3">
+    <w:abstractNumId w:val="3"/>
+  </w:num>
+  <w:num w:numId="4">
     <w:abstractNumId w:val="1"/>
+  </w:num>
+  <w:num w:numId="5">
+    <w:abstractNumId w:val="2"/>
   </w:num>
 </w:numbering>
 </file>
@@ -1934,7 +2856,6 @@
   <w:style w:type="character" w:default="1" w:styleId="Policepardfaut">
     <w:name w:val="Default Paragraph Font"/>
     <w:uiPriority w:val="1"/>
-    <w:semiHidden/>
     <w:unhideWhenUsed/>
   </w:style>
   <w:style w:type="table" w:default="1" w:styleId="TableauNormal">

--- a/docs/ProgressReport.docx
+++ b/docs/ProgressReport.docx
@@ -267,8 +267,6 @@
         </w:rPr>
         <w:t>.</w:t>
       </w:r>
-      <w:bookmarkStart w:id="0" w:name="_GoBack"/>
-      <w:bookmarkEnd w:id="0"/>
       <w:r>
         <w:rPr>
           <w:rStyle w:val="Titre1Car"/>
@@ -506,6 +504,30 @@
         <w:rPr>
           <w:lang w:val="fr-FR"/>
         </w:rPr>
+        <w:t>V</w:t>
+      </w:r>
+      <w:r>
+        <w:rPr>
+          <w:lang w:val="fr-FR"/>
+        </w:rPr>
+        <w:t>isualisation en temps réel : signaux enregistrés (physio et physique), état latent de confort inféré</w:t>
+      </w:r>
+    </w:p>
+    <w:p>
+      <w:pPr>
+        <w:pStyle w:val="Paragraphedeliste"/>
+        <w:numPr>
+          <w:ilvl w:val="0"/>
+          <w:numId w:val="5"/>
+        </w:numPr>
+        <w:rPr>
+          <w:lang w:val="fr-FR"/>
+        </w:rPr>
+      </w:pPr>
+      <w:r>
+        <w:rPr>
+          <w:lang w:val="fr-FR"/>
+        </w:rPr>
         <w:t>Reproduction acoustique d’environnement (écho, réverbération, atmosphère, …)</w:t>
       </w:r>
       <w:r>
@@ -513,24 +535,6 @@
           <w:lang w:val="fr-FR"/>
         </w:rPr>
         <w:t xml:space="preserve"> au moyen d’haut-parleurs (4 à 8)</w:t>
-      </w:r>
-    </w:p>
-    <w:p>
-      <w:pPr>
-        <w:pStyle w:val="Paragraphedeliste"/>
-        <w:numPr>
-          <w:ilvl w:val="0"/>
-          <w:numId w:val="5"/>
-        </w:numPr>
-        <w:rPr>
-          <w:lang w:val="fr-FR"/>
-        </w:rPr>
-      </w:pPr>
-      <w:r>
-        <w:rPr>
-          <w:lang w:val="fr-FR"/>
-        </w:rPr>
-        <w:t>Visualisation en temps réel : signaux enregistrés (physio et physique), état latent de confort inféré</w:t>
       </w:r>
     </w:p>
     <w:p>
@@ -1568,13 +1572,7 @@
         <w:rPr>
           <w:lang w:val="fr-FR"/>
         </w:rPr>
-        <w:t>Mars</w:t>
-      </w:r>
-      <w:r>
-        <w:rPr>
-          <w:lang w:val="fr-FR"/>
-        </w:rPr>
-        <w:t xml:space="preserve"> : </w:t>
+        <w:t xml:space="preserve">Mars : </w:t>
       </w:r>
       <w:r>
         <w:rPr>
@@ -1594,49 +1592,63 @@
         <w:rPr>
           <w:lang w:val="fr-BE"/>
         </w:rPr>
-        <w:t xml:space="preserve">Semaine </w:t>
-      </w:r>
-      <w:r>
-        <w:rPr>
-          <w:lang w:val="fr-BE"/>
-        </w:rPr>
-        <w:t>1</w:t>
-      </w:r>
-      <w:r>
-        <w:rPr>
-          <w:lang w:val="fr-BE"/>
-        </w:rPr>
-        <w:t> :</w:t>
-      </w:r>
-    </w:p>
-    <w:p>
-      <w:pPr>
-        <w:pStyle w:val="Paragraphedeliste"/>
-        <w:numPr>
-          <w:ilvl w:val="0"/>
-          <w:numId w:val="2"/>
-        </w:numPr>
-        <w:rPr>
-          <w:lang w:val="fr-BE"/>
-        </w:rPr>
-      </w:pPr>
-      <w:r>
-        <w:rPr>
-          <w:lang w:val="fr-BE"/>
-        </w:rPr>
-        <w:t>Découverte des labos et des outils de mesures</w:t>
-      </w:r>
-      <w:r>
-        <w:rPr>
-          <w:lang w:val="fr-BE"/>
-        </w:rPr>
-        <w:t xml:space="preserve"> (Introduction </w:t>
+        <w:t>Semaine 1 :</w:t>
+      </w:r>
+    </w:p>
+    <w:p>
+      <w:pPr>
+        <w:pStyle w:val="Paragraphedeliste"/>
+        <w:numPr>
+          <w:ilvl w:val="0"/>
+          <w:numId w:val="2"/>
+        </w:numPr>
+        <w:rPr>
+          <w:lang w:val="fr-BE"/>
+        </w:rPr>
+      </w:pPr>
+      <w:r>
+        <w:rPr>
+          <w:lang w:val="fr-BE"/>
+        </w:rPr>
+        <w:t xml:space="preserve">Documenter le script du </w:t>
       </w:r>
       <w:proofErr w:type="spellStart"/>
       <w:r>
         <w:rPr>
           <w:lang w:val="fr-BE"/>
         </w:rPr>
+        <w:t>perfSimNewUI</w:t>
+      </w:r>
+      <w:proofErr w:type="spellEnd"/>
+      <w:r>
+        <w:rPr>
+          <w:lang w:val="fr-BE"/>
+        </w:rPr>
+        <w:t xml:space="preserve"> (doc string, commentaire, …)</w:t>
+      </w:r>
+    </w:p>
+    <w:p>
+      <w:pPr>
+        <w:pStyle w:val="Paragraphedeliste"/>
+        <w:numPr>
+          <w:ilvl w:val="0"/>
+          <w:numId w:val="2"/>
+        </w:numPr>
+        <w:rPr>
+          <w:lang w:val="fr-BE"/>
+        </w:rPr>
+      </w:pPr>
+      <w:r>
+        <w:rPr>
+          <w:lang w:val="fr-BE"/>
+        </w:rPr>
+        <w:t xml:space="preserve">Découverte des labos et des outils de mesures (Introduction </w:t>
+      </w:r>
+      <w:proofErr w:type="spellStart"/>
+      <w:r>
+        <w:rPr>
+          <w:lang w:val="fr-BE"/>
+        </w:rPr>
         <w:t>WorkShop</w:t>
       </w:r>
       <w:proofErr w:type="spellEnd"/>
@@ -1658,13 +1670,417 @@
           <w:lang w:val="fr-BE"/>
         </w:rPr>
       </w:pPr>
-    </w:p>
-    <w:p>
-      <w:pPr>
-        <w:rPr>
-          <w:lang w:val="fr-BE"/>
-        </w:rPr>
-      </w:pPr>
+      <w:r>
+        <w:rPr>
+          <w:lang w:val="fr-BE"/>
+        </w:rPr>
+        <w:t>Test d’</w:t>
+      </w:r>
+      <w:proofErr w:type="spellStart"/>
+      <w:r>
+        <w:rPr>
+          <w:lang w:val="fr-BE"/>
+        </w:rPr>
+        <w:t>auralisation</w:t>
+      </w:r>
+      <w:proofErr w:type="spellEnd"/>
+      <w:r>
+        <w:rPr>
+          <w:lang w:val="fr-BE"/>
+        </w:rPr>
+        <w:t xml:space="preserve"> =&gt; problème de boucle auto-feedback</w:t>
+      </w:r>
+    </w:p>
+    <w:p>
+      <w:pPr>
+        <w:pStyle w:val="Titre2"/>
+        <w:rPr>
+          <w:lang w:val="fr-BE"/>
+        </w:rPr>
+      </w:pPr>
+      <w:r>
+        <w:rPr>
+          <w:lang w:val="fr-BE"/>
+        </w:rPr>
+        <w:t>Semaine 2 :</w:t>
+      </w:r>
+    </w:p>
+    <w:p>
+      <w:pPr>
+        <w:pStyle w:val="Paragraphedeliste"/>
+        <w:numPr>
+          <w:ilvl w:val="0"/>
+          <w:numId w:val="2"/>
+        </w:numPr>
+        <w:rPr>
+          <w:lang w:val="fr-BE"/>
+        </w:rPr>
+      </w:pPr>
+      <w:r>
+        <w:rPr>
+          <w:lang w:val="fr-BE"/>
+        </w:rPr>
+        <w:t xml:space="preserve">Réunion d’avancement sur la prise en main du </w:t>
+      </w:r>
+      <w:proofErr w:type="spellStart"/>
+      <w:r>
+        <w:rPr>
+          <w:lang w:val="fr-BE"/>
+        </w:rPr>
+        <w:t>perfSimNewUI</w:t>
+      </w:r>
+      <w:proofErr w:type="spellEnd"/>
+    </w:p>
+    <w:p>
+      <w:pPr>
+        <w:pStyle w:val="Paragraphedeliste"/>
+        <w:numPr>
+          <w:ilvl w:val="0"/>
+          <w:numId w:val="2"/>
+        </w:numPr>
+        <w:rPr>
+          <w:lang w:val="fr-BE"/>
+        </w:rPr>
+      </w:pPr>
+      <w:r>
+        <w:rPr>
+          <w:lang w:val="fr-BE"/>
+        </w:rPr>
+        <w:t>=&gt; problème décalage entre vidéo et sous sous-</w:t>
+      </w:r>
+      <w:proofErr w:type="spellStart"/>
+      <w:r>
+        <w:rPr>
+          <w:lang w:val="fr-BE"/>
+        </w:rPr>
+        <w:t>windows</w:t>
+      </w:r>
+      <w:proofErr w:type="spellEnd"/>
+    </w:p>
+    <w:p>
+      <w:pPr>
+        <w:pStyle w:val="Paragraphedeliste"/>
+        <w:numPr>
+          <w:ilvl w:val="0"/>
+          <w:numId w:val="2"/>
+        </w:numPr>
+        <w:rPr>
+          <w:lang w:val="fr-BE"/>
+        </w:rPr>
+      </w:pPr>
+      <w:r>
+        <w:rPr>
+          <w:lang w:val="fr-BE"/>
+        </w:rPr>
+        <w:t xml:space="preserve">Faire le display avec </w:t>
+      </w:r>
+      <w:proofErr w:type="spellStart"/>
+      <w:r>
+        <w:rPr>
+          <w:lang w:val="fr-BE"/>
+        </w:rPr>
+        <w:t>py-vlc</w:t>
+      </w:r>
+      <w:proofErr w:type="spellEnd"/>
+    </w:p>
+    <w:p>
+      <w:pPr>
+        <w:pStyle w:val="Paragraphedeliste"/>
+        <w:numPr>
+          <w:ilvl w:val="0"/>
+          <w:numId w:val="2"/>
+        </w:numPr>
+        <w:rPr>
+          <w:lang w:val="fr-BE"/>
+        </w:rPr>
+      </w:pPr>
+      <w:r>
+        <w:rPr>
+          <w:lang w:val="fr-BE"/>
+        </w:rPr>
+        <w:t xml:space="preserve">Prise en main du </w:t>
+      </w:r>
+      <w:proofErr w:type="spellStart"/>
+      <w:r>
+        <w:rPr>
+          <w:lang w:val="fr-BE"/>
+        </w:rPr>
+        <w:t>Shimmer</w:t>
+      </w:r>
+      <w:proofErr w:type="spellEnd"/>
+      <w:r>
+        <w:rPr>
+          <w:lang w:val="fr-BE"/>
+        </w:rPr>
+        <w:t xml:space="preserve"> (GSR, PPG, acc/gyro)</w:t>
+      </w:r>
+    </w:p>
+    <w:p>
+      <w:pPr>
+        <w:pStyle w:val="Paragraphedeliste"/>
+        <w:numPr>
+          <w:ilvl w:val="0"/>
+          <w:numId w:val="2"/>
+        </w:numPr>
+        <w:rPr>
+          <w:lang w:val="fr-BE"/>
+        </w:rPr>
+      </w:pPr>
+      <w:r>
+        <w:rPr>
+          <w:lang w:val="fr-BE"/>
+        </w:rPr>
+        <w:t xml:space="preserve">Modification du script du </w:t>
+      </w:r>
+      <w:proofErr w:type="spellStart"/>
+      <w:r>
+        <w:rPr>
+          <w:lang w:val="fr-BE"/>
+        </w:rPr>
+        <w:t>perfSimNewUI</w:t>
+      </w:r>
+      <w:proofErr w:type="spellEnd"/>
+      <w:r>
+        <w:rPr>
+          <w:lang w:val="fr-BE"/>
+        </w:rPr>
+        <w:t xml:space="preserve"> pour afficher les données d’un </w:t>
+      </w:r>
+      <w:proofErr w:type="spellStart"/>
+      <w:r>
+        <w:rPr>
+          <w:lang w:val="fr-BE"/>
+        </w:rPr>
+        <w:t>Shimmer</w:t>
+      </w:r>
+      <w:proofErr w:type="spellEnd"/>
+      <w:r>
+        <w:rPr>
+          <w:lang w:val="fr-BE"/>
+        </w:rPr>
+        <w:t xml:space="preserve"> en temps réel</w:t>
+      </w:r>
+    </w:p>
+    <w:p>
+      <w:pPr>
+        <w:pStyle w:val="Titre2"/>
+        <w:rPr>
+          <w:lang w:val="fr-BE"/>
+        </w:rPr>
+      </w:pPr>
+      <w:r>
+        <w:rPr>
+          <w:lang w:val="fr-BE"/>
+        </w:rPr>
+        <w:t>Semaine 3 :</w:t>
+      </w:r>
+    </w:p>
+    <w:p>
+      <w:pPr>
+        <w:pStyle w:val="Paragraphedeliste"/>
+        <w:numPr>
+          <w:ilvl w:val="0"/>
+          <w:numId w:val="2"/>
+        </w:numPr>
+        <w:rPr>
+          <w:lang w:val="fr-BE"/>
+        </w:rPr>
+      </w:pPr>
+      <w:r>
+        <w:rPr>
+          <w:lang w:val="fr-BE"/>
+        </w:rPr>
+        <w:t>Réunion pour envisager l’</w:t>
+      </w:r>
+      <w:proofErr w:type="spellStart"/>
+      <w:r>
+        <w:rPr>
+          <w:lang w:val="fr-BE"/>
+        </w:rPr>
+        <w:t>auralisation</w:t>
+      </w:r>
+      <w:proofErr w:type="spellEnd"/>
+    </w:p>
+    <w:p>
+      <w:pPr>
+        <w:pStyle w:val="Paragraphedeliste"/>
+        <w:numPr>
+          <w:ilvl w:val="0"/>
+          <w:numId w:val="2"/>
+        </w:numPr>
+        <w:rPr>
+          <w:lang w:val="fr-BE"/>
+        </w:rPr>
+      </w:pPr>
+      <w:r>
+        <w:rPr>
+          <w:lang w:val="fr-BE"/>
+        </w:rPr>
+        <w:t>F</w:t>
+      </w:r>
+      <w:r>
+        <w:rPr>
+          <w:lang w:val="fr-BE"/>
+        </w:rPr>
+        <w:t xml:space="preserve">inir le script du </w:t>
+      </w:r>
+      <w:proofErr w:type="spellStart"/>
+      <w:r>
+        <w:rPr>
+          <w:lang w:val="fr-BE"/>
+        </w:rPr>
+        <w:t>perfSimNewUI</w:t>
+      </w:r>
+      <w:proofErr w:type="spellEnd"/>
+      <w:r>
+        <w:rPr>
+          <w:lang w:val="fr-BE"/>
+        </w:rPr>
+        <w:t xml:space="preserve"> (avec indicateur de score de stress ? peut-être en avril)</w:t>
+      </w:r>
+    </w:p>
+    <w:p>
+      <w:pPr>
+        <w:pStyle w:val="Paragraphedeliste"/>
+        <w:numPr>
+          <w:ilvl w:val="0"/>
+          <w:numId w:val="2"/>
+        </w:numPr>
+        <w:rPr>
+          <w:lang w:val="fr-BE"/>
+        </w:rPr>
+      </w:pPr>
+      <w:r>
+        <w:rPr>
+          <w:lang w:val="fr-BE"/>
+        </w:rPr>
+        <w:t xml:space="preserve">Configuration </w:t>
+      </w:r>
+      <w:proofErr w:type="spellStart"/>
+      <w:r>
+        <w:rPr>
+          <w:lang w:val="fr-BE"/>
+        </w:rPr>
+        <w:t>MoCap</w:t>
+      </w:r>
+      <w:proofErr w:type="spellEnd"/>
+      <w:r>
+        <w:rPr>
+          <w:lang w:val="fr-BE"/>
+        </w:rPr>
+        <w:t> </w:t>
+      </w:r>
+      <w:r>
+        <w:rPr>
+          <w:lang w:val="fr-BE"/>
+        </w:rPr>
+        <w:t xml:space="preserve">avec un trombone en plastique </w:t>
+      </w:r>
+      <w:r>
+        <w:rPr>
+          <w:lang w:val="fr-BE"/>
+        </w:rPr>
+        <w:t xml:space="preserve">premier test réel </w:t>
+      </w:r>
+      <w:r>
+        <w:rPr>
+          <w:lang w:val="fr-BE"/>
+        </w:rPr>
+        <w:t>?</w:t>
+      </w:r>
+      <w:bookmarkStart w:id="0" w:name="_GoBack"/>
+      <w:bookmarkEnd w:id="0"/>
+    </w:p>
+    <w:p>
+      <w:pPr>
+        <w:pStyle w:val="Titre2"/>
+        <w:rPr>
+          <w:lang w:val="fr-BE"/>
+        </w:rPr>
+      </w:pPr>
+      <w:r>
+        <w:rPr>
+          <w:lang w:val="fr-BE"/>
+        </w:rPr>
+        <w:t>Semaine 4 :</w:t>
+      </w:r>
+    </w:p>
+    <w:p>
+      <w:pPr>
+        <w:pStyle w:val="Paragraphedeliste"/>
+        <w:numPr>
+          <w:ilvl w:val="0"/>
+          <w:numId w:val="2"/>
+        </w:numPr>
+        <w:rPr>
+          <w:lang w:val="fr-BE"/>
+        </w:rPr>
+      </w:pPr>
+      <w:r>
+        <w:rPr>
+          <w:lang w:val="fr-BE"/>
+        </w:rPr>
+        <w:t xml:space="preserve">Config </w:t>
+      </w:r>
+      <w:proofErr w:type="spellStart"/>
+      <w:r>
+        <w:rPr>
+          <w:lang w:val="fr-BE"/>
+        </w:rPr>
+        <w:t>MoCap</w:t>
+      </w:r>
+      <w:proofErr w:type="spellEnd"/>
+      <w:r>
+        <w:rPr>
+          <w:lang w:val="fr-BE"/>
+        </w:rPr>
+        <w:t> ?</w:t>
+      </w:r>
+    </w:p>
+    <w:p>
+      <w:pPr>
+        <w:pStyle w:val="Paragraphedeliste"/>
+        <w:numPr>
+          <w:ilvl w:val="0"/>
+          <w:numId w:val="2"/>
+        </w:numPr>
+        <w:rPr>
+          <w:lang w:val="fr-BE"/>
+        </w:rPr>
+      </w:pPr>
+      <w:r>
+        <w:rPr>
+          <w:lang w:val="fr-BE"/>
+        </w:rPr>
+        <w:t>Création du protocole expérimental</w:t>
+      </w:r>
+    </w:p>
+    <w:p>
+      <w:pPr>
+        <w:pStyle w:val="Titre1"/>
+        <w:rPr>
+          <w:lang w:val="fr-BE"/>
+        </w:rPr>
+      </w:pPr>
+      <w:r>
+        <w:rPr>
+          <w:lang w:val="fr-BE"/>
+        </w:rPr>
+        <w:t>Avril : Enregistrement &amp; analyse</w:t>
+      </w:r>
+    </w:p>
+    <w:p>
+      <w:pPr>
+        <w:rPr>
+          <w:lang w:val="fr-BE"/>
+        </w:rPr>
+      </w:pPr>
+      <w:r>
+        <w:rPr>
+          <w:lang w:val="fr-BE"/>
+        </w:rPr>
+        <w:t>Enregistrer les données</w:t>
+      </w:r>
     </w:p>
     <w:sectPr>
       <w:headerReference w:type="default" r:id="rId9"/>
@@ -2856,6 +3272,7 @@
   <w:style w:type="character" w:default="1" w:styleId="Policepardfaut">
     <w:name w:val="Default Paragraph Font"/>
     <w:uiPriority w:val="1"/>
+    <w:semiHidden/>
     <w:unhideWhenUsed/>
   </w:style>
   <w:style w:type="table" w:default="1" w:styleId="TableauNormal">
